--- a/reports/otchet_ru.docx
+++ b/reports/otchet_ru.docx
@@ -1835,7 +1835,7 @@
           <w:b/>
           <w:bCs/>
         </w:rPr>
-        <w:t xml:space="preserve">28 программных тестов</w:t>
+        <w:t xml:space="preserve">29 программных тестов</w:t>
       </w:r>
       <w:r>
         <w:t xml:space="preserve">; машинный протокол находится в</w:t>
@@ -1928,6 +1928,26 @@
       </w:r>
       <w:r>
         <w:t xml:space="preserve">блокнота выполнены на реальных приложениях, включая проверку полноты, хешей и оценок.</w:t>
+      </w:r>
+    </w:p>
+    <w:p>
+      <w:pPr>
+        <w:pStyle w:val="BodyText"/>
+      </w:pPr>
+      <w:r>
+        <w:t xml:space="preserve">Регрессионная проверка эмулирует системную кодировку Windows-1251: воспроизводит</w:t>
+      </w:r>
+      <w:r>
+        <w:t xml:space="preserve"> </w:t>
+      </w:r>
+      <w:r>
+        <w:t xml:space="preserve">исходную ошибку чтения без UTF-8, затем проверяет загрузку ячейки набора и</w:t>
+      </w:r>
+      <w:r>
+        <w:t xml:space="preserve"> </w:t>
+      </w:r>
+      <w:r>
+        <w:t xml:space="preserve">чтение/запись всей цепочки оценивания без изменения Unicode-текстов.</w:t>
       </w:r>
     </w:p>
     <w:bookmarkEnd w:id="33"/>
